--- a/Pregrado/Trabajo de grado 3/Clases/Recursos/ACAs/Quiz 2 (9%) - guia del cuestionario.docx
+++ b/Pregrado/Trabajo de grado 3/Clases/Recursos/ACAs/Quiz 2 (9%) - guia del cuestionario.docx
@@ -794,7 +794,7 @@
           <w:color w:val="2B2B2B"/>
           <w:sz w:val="22"/>
         </w:rPr>
-        <w:t xml:space="preserve">Temario trabajado en clase </w:t>
+        <w:t xml:space="preserve">Sesiones </w:t>
       </w:r>
       <w:r>
         <w:rPr>
@@ -803,7 +803,7 @@
           <w:color w:val="2B2B2B"/>
           <w:sz w:val="22"/>
         </w:rPr>
-        <w:t>hasta el cierre</w:t>
+        <w:t>ya dictadas</w:t>
       </w:r>
       <w:r>
         <w:rPr>
@@ -812,7 +812,7 @@
           <w:color w:val="2B2B2B"/>
           <w:sz w:val="22"/>
         </w:rPr>
-        <w:t xml:space="preserve"> (29/09/2026):</w:t>
+        <w:t xml:space="preserve"> cuando cierra este cuestionario (29/09/2026) — eso es lo que entra:</w:t>
       </w:r>
     </w:p>
     <w:p>
@@ -954,9 +954,44 @@
       </w:r>
     </w:p>
     <w:p>
-      <w:pPr>
-        <w:pStyle w:val="ListBullet"/>
-      </w:pPr>
+      <w:r>
+        <w:rPr>
+          <w:rFonts w:ascii="Calibri" w:hAnsi="Calibri"/>
+          <w:b/>
+          <w:color w:val="2B2B2B"/>
+          <w:sz w:val="22"/>
+        </w:rPr>
+        <w:t>Nuevo desde el cierre de Parcial 1</w:t>
+      </w:r>
+      <w:r>
+        <w:rPr>
+          <w:rFonts w:ascii="Calibri" w:hAnsi="Calibri"/>
+          <w:b w:val="0"/>
+          <w:color w:val="2B2B2B"/>
+          <w:sz w:val="22"/>
+        </w:rPr>
+        <w:t xml:space="preserve"> (15/09/2026): Sesión 06, Sesión 07. Lo anterior sigue siendo base — el curso es acumulativo.</w:t>
+      </w:r>
+    </w:p>
+    <w:p>
+      <w:r>
+        <w:rPr>
+          <w:rFonts w:ascii="Calibri" w:hAnsi="Calibri"/>
+          <w:b/>
+          <w:color w:val="2B2B2B"/>
+          <w:sz w:val="22"/>
+        </w:rPr>
+        <w:t>Lo que NO entra:</w:t>
+      </w:r>
+      <w:r>
+        <w:rPr>
+          <w:rFonts w:ascii="Calibri" w:hAnsi="Calibri"/>
+          <w:b w:val="0"/>
+          <w:color w:val="2B2B2B"/>
+          <w:sz w:val="22"/>
+        </w:rPr>
+        <w:t xml:space="preserve"> la </w:t>
+      </w:r>
       <w:r>
         <w:rPr>
           <w:rFonts w:ascii="Calibri" w:hAnsi="Calibri"/>
@@ -973,10 +1008,8 @@
           <w:color w:val="2B2B2B"/>
           <w:sz w:val="22"/>
         </w:rPr>
-        <w:t xml:space="preserve"> (29/09/2026) — Fase III de referentes · cierre del marco teórico</w:t>
+        <w:t xml:space="preserve"> (29/09/2026 — Fase III de referentes · cierre del marco teórico) se dicta </w:t>
       </w:r>
-    </w:p>
-    <w:p>
       <w:r>
         <w:rPr>
           <w:rFonts w:ascii="Calibri" w:hAnsi="Calibri"/>
@@ -984,7 +1017,7 @@
           <w:color w:val="2B2B2B"/>
           <w:sz w:val="22"/>
         </w:rPr>
-        <w:t>Nuevo desde el cierre de Parcial 1</w:t>
+        <w:t>el mismo día</w:t>
       </w:r>
       <w:r>
         <w:rPr>
@@ -993,7 +1026,43 @@
           <w:color w:val="2B2B2B"/>
           <w:sz w:val="22"/>
         </w:rPr>
-        <w:t xml:space="preserve"> (15/09/2026): Sesión 07, Sesión 08. Lo anterior sigue siendo base — el curso es acumulativo.</w:t>
+        <w:t xml:space="preserve"> en que cierra el cuestionario, así que su tema </w:t>
+      </w:r>
+      <w:r>
+        <w:rPr>
+          <w:rFonts w:ascii="Calibri" w:hAnsi="Calibri"/>
+          <w:b/>
+          <w:color w:val="2B2B2B"/>
+          <w:sz w:val="22"/>
+        </w:rPr>
+        <w:t>queda fuera</w:t>
+      </w:r>
+      <w:r>
+        <w:rPr>
+          <w:rFonts w:ascii="Calibri" w:hAnsi="Calibri"/>
+          <w:b w:val="0"/>
+          <w:color w:val="2B2B2B"/>
+          <w:sz w:val="22"/>
+        </w:rPr>
+        <w:t xml:space="preserve">: no se te pregunta algo que todavía no has visto en clase. Ese tema entra en </w:t>
+      </w:r>
+      <w:r>
+        <w:rPr>
+          <w:rFonts w:ascii="Calibri" w:hAnsi="Calibri"/>
+          <w:b/>
+          <w:color w:val="2B2B2B"/>
+          <w:sz w:val="22"/>
+        </w:rPr>
+        <w:t>Parcial 2</w:t>
+      </w:r>
+      <w:r>
+        <w:rPr>
+          <w:rFonts w:ascii="Calibri" w:hAnsi="Calibri"/>
+          <w:b w:val="0"/>
+          <w:color w:val="2B2B2B"/>
+          <w:sz w:val="22"/>
+        </w:rPr>
+        <w:t>.</w:t>
       </w:r>
     </w:p>
     <w:p>
@@ -1531,7 +1600,25 @@
           <w:color w:val="2B2B2B"/>
           <w:sz w:val="22"/>
         </w:rPr>
-        <w:t>Repasa el deck y tus apuntes de cada sesión (</w:t>
+        <w:t xml:space="preserve">Estudia </w:t>
+      </w:r>
+      <w:r>
+        <w:rPr>
+          <w:rFonts w:ascii="Calibri" w:hAnsi="Calibri"/>
+          <w:b/>
+          <w:color w:val="2B2B2B"/>
+          <w:sz w:val="22"/>
+        </w:rPr>
+        <w:t>lo que está en el punto 3, y solo eso</w:t>
+      </w:r>
+      <w:r>
+        <w:rPr>
+          <w:rFonts w:ascii="Calibri" w:hAnsi="Calibri"/>
+          <w:b w:val="0"/>
+          <w:color w:val="2B2B2B"/>
+          <w:sz w:val="22"/>
+        </w:rPr>
+        <w:t>: el alcance del cuestionario son esas sesiones. Ten a mano el deck y tus apuntes de cada una (</w:t>
       </w:r>
       <w:r>
         <w:rPr>
@@ -1558,20 +1645,11 @@
       <w:r>
         <w:rPr>
           <w:rFonts w:ascii="Calibri" w:hAnsi="Calibri"/>
-          <w:b w:val="0"/>
-          <w:color w:val="2B2B2B"/>
-          <w:sz w:val="22"/>
-        </w:rPr>
-        <w:t xml:space="preserve">Ten a mano la </w:t>
-      </w:r>
-      <w:r>
-        <w:rPr>
-          <w:rFonts w:ascii="Calibri" w:hAnsi="Calibri"/>
           <w:b/>
           <w:color w:val="2B2B2B"/>
           <w:sz w:val="22"/>
         </w:rPr>
-        <w:t>lectura autónoma de la Sesión 01</w:t>
+        <w:t>Lectura autónoma de la Sesión 01</w:t>
       </w:r>
       <w:r>
         <w:rPr>
@@ -1580,7 +1658,7 @@
           <w:color w:val="2B2B2B"/>
           <w:sz w:val="22"/>
         </w:rPr>
-        <w:t xml:space="preserve"> (casos de éxito · retomar el proyecto · contexto y planteamiento).</w:t>
+        <w:t xml:space="preserve"> (U1–U2 · casos de éxito · retomar el proyecto · contexto y planteamiento): ten a la vista el contexto y el planteamiento que ya escribiste.</w:t>
       </w:r>
     </w:p>
     <w:p>
@@ -1590,11 +1668,20 @@
       <w:r>
         <w:rPr>
           <w:rFonts w:ascii="Calibri" w:hAnsi="Calibri"/>
+          <w:b/>
+          <w:color w:val="2B2B2B"/>
+          <w:sz w:val="22"/>
+        </w:rPr>
+        <w:t>Sesión 02 — Formulación de pregunta, objetivos y título:</w:t>
+      </w:r>
+      <w:r>
+        <w:rPr>
+          <w:rFonts w:ascii="Calibri" w:hAnsi="Calibri"/>
           <w:b w:val="0"/>
           <w:color w:val="2B2B2B"/>
           <w:sz w:val="22"/>
         </w:rPr>
-        <w:t xml:space="preserve">Ten claras las </w:t>
+        <w:t xml:space="preserve"> Formula </w:t>
       </w:r>
       <w:r>
         <w:rPr>
@@ -1603,7 +1690,7 @@
           <w:color w:val="2B2B2B"/>
           <w:sz w:val="22"/>
         </w:rPr>
-        <w:t>partes del artículo científico</w:t>
+        <w:t>pregunta, objetivos y título</w:t>
       </w:r>
       <w:r>
         <w:rPr>
@@ -1612,7 +1699,25 @@
           <w:color w:val="2B2B2B"/>
           <w:sz w:val="22"/>
         </w:rPr>
-        <w:t xml:space="preserve"> (resumen, introducción, referentes, metodología, resultados, discusión, conclusiones) y qué va en cada una.</w:t>
+        <w:t xml:space="preserve"> e identifica las </w:t>
+      </w:r>
+      <w:r>
+        <w:rPr>
+          <w:rFonts w:ascii="Calibri" w:hAnsi="Calibri"/>
+          <w:b/>
+          <w:color w:val="2B2B2B"/>
+          <w:sz w:val="22"/>
+        </w:rPr>
+        <w:t>variables</w:t>
+      </w:r>
+      <w:r>
+        <w:rPr>
+          <w:rFonts w:ascii="Calibri" w:hAnsi="Calibri"/>
+          <w:b w:val="0"/>
+          <w:color w:val="2B2B2B"/>
+          <w:sz w:val="22"/>
+        </w:rPr>
+        <w:t xml:space="preserve"> que aparecen en la pregunta-problema.</w:t>
       </w:r>
     </w:p>
     <w:p>
@@ -1622,11 +1727,20 @@
       <w:r>
         <w:rPr>
           <w:rFonts w:ascii="Calibri" w:hAnsi="Calibri"/>
+          <w:b/>
+          <w:color w:val="2B2B2B"/>
+          <w:sz w:val="22"/>
+        </w:rPr>
+        <w:t>Sesión 03 — Estructura del artículo · taller de introducción:</w:t>
+      </w:r>
+      <w:r>
+        <w:rPr>
+          <w:rFonts w:ascii="Calibri" w:hAnsi="Calibri"/>
           <w:b w:val="0"/>
           <w:color w:val="2B2B2B"/>
           <w:sz w:val="22"/>
         </w:rPr>
-        <w:t xml:space="preserve">Repasa </w:t>
+        <w:t xml:space="preserve"> Ten clara la </w:t>
       </w:r>
       <w:r>
         <w:rPr>
@@ -1635,7 +1749,7 @@
           <w:color w:val="2B2B2B"/>
           <w:sz w:val="22"/>
         </w:rPr>
-        <w:t>APA 7</w:t>
+        <w:t>estructura del artículo</w:t>
       </w:r>
       <w:r>
         <w:rPr>
@@ -1644,7 +1758,225 @@
           <w:color w:val="2B2B2B"/>
           <w:sz w:val="22"/>
         </w:rPr>
-        <w:t xml:space="preserve"> (cita, referencia, parafraseo) y qué cuenta como plagio.</w:t>
+        <w:t xml:space="preserve"> y qué va en la introducción: contexto, problema, pregunta y objetivos.</w:t>
+      </w:r>
+    </w:p>
+    <w:p>
+      <w:pPr>
+        <w:pStyle w:val="ListBullet"/>
+      </w:pPr>
+      <w:r>
+        <w:rPr>
+          <w:rFonts w:ascii="Calibri" w:hAnsi="Calibri"/>
+          <w:b/>
+          <w:color w:val="2B2B2B"/>
+          <w:sz w:val="22"/>
+        </w:rPr>
+        <w:t>Sesión 04 — Fase I de referentes de investigación:</w:t>
+      </w:r>
+      <w:r>
+        <w:rPr>
+          <w:rFonts w:ascii="Calibri" w:hAnsi="Calibri"/>
+          <w:b w:val="0"/>
+          <w:color w:val="2B2B2B"/>
+          <w:sz w:val="22"/>
+        </w:rPr>
+        <w:t xml:space="preserve"> Ten claro qué es un </w:t>
+      </w:r>
+      <w:r>
+        <w:rPr>
+          <w:rFonts w:ascii="Calibri" w:hAnsi="Calibri"/>
+          <w:b/>
+          <w:color w:val="2B2B2B"/>
+          <w:sz w:val="22"/>
+        </w:rPr>
+        <w:t>referente</w:t>
+      </w:r>
+      <w:r>
+        <w:rPr>
+          <w:rFonts w:ascii="Calibri" w:hAnsi="Calibri"/>
+          <w:b w:val="0"/>
+          <w:color w:val="2B2B2B"/>
+          <w:sz w:val="22"/>
+        </w:rPr>
+        <w:t xml:space="preserve"> (Fase I) y cómo se elige: pertinencia, vigencia y relación con tu pregunta.</w:t>
+      </w:r>
+    </w:p>
+    <w:p>
+      <w:pPr>
+        <w:pStyle w:val="ListBullet"/>
+      </w:pPr>
+      <w:r>
+        <w:rPr>
+          <w:rFonts w:ascii="Calibri" w:hAnsi="Calibri"/>
+          <w:b/>
+          <w:color w:val="2B2B2B"/>
+          <w:sz w:val="22"/>
+        </w:rPr>
+        <w:t>Sesión 05 — Diseño de instrumento · desarrollo metodológico:</w:t>
+      </w:r>
+      <w:r>
+        <w:rPr>
+          <w:rFonts w:ascii="Calibri" w:hAnsi="Calibri"/>
+          <w:b w:val="0"/>
+          <w:color w:val="2B2B2B"/>
+          <w:sz w:val="22"/>
+        </w:rPr>
+        <w:t xml:space="preserve"> Ten claro qué </w:t>
+      </w:r>
+      <w:r>
+        <w:rPr>
+          <w:rFonts w:ascii="Calibri" w:hAnsi="Calibri"/>
+          <w:b/>
+          <w:color w:val="2B2B2B"/>
+          <w:sz w:val="22"/>
+        </w:rPr>
+        <w:t>instrumento</w:t>
+      </w:r>
+      <w:r>
+        <w:rPr>
+          <w:rFonts w:ascii="Calibri" w:hAnsi="Calibri"/>
+          <w:b w:val="0"/>
+          <w:color w:val="2B2B2B"/>
+          <w:sz w:val="22"/>
+        </w:rPr>
+        <w:t xml:space="preserve"> (o prototipado / obra-creación) diseñaste, qué mide y cómo encaja en tu ruta metodológica.</w:t>
+      </w:r>
+    </w:p>
+    <w:p>
+      <w:pPr>
+        <w:pStyle w:val="ListBullet"/>
+      </w:pPr>
+      <w:r>
+        <w:rPr>
+          <w:rFonts w:ascii="Calibri" w:hAnsi="Calibri"/>
+          <w:b/>
+          <w:color w:val="2B2B2B"/>
+          <w:sz w:val="22"/>
+        </w:rPr>
+        <w:t>Sesión 06 — Comunidades de práctica y co-creación:</w:t>
+      </w:r>
+      <w:r>
+        <w:rPr>
+          <w:rFonts w:ascii="Calibri" w:hAnsi="Calibri"/>
+          <w:b w:val="0"/>
+          <w:color w:val="2B2B2B"/>
+          <w:sz w:val="22"/>
+        </w:rPr>
+        <w:t xml:space="preserve"> Ten claro qué es una </w:t>
+      </w:r>
+      <w:r>
+        <w:rPr>
+          <w:rFonts w:ascii="Calibri" w:hAnsi="Calibri"/>
+          <w:b/>
+          <w:color w:val="2B2B2B"/>
+          <w:sz w:val="22"/>
+        </w:rPr>
+        <w:t>comunidad de práctica</w:t>
+      </w:r>
+      <w:r>
+        <w:rPr>
+          <w:rFonts w:ascii="Calibri" w:hAnsi="Calibri"/>
+          <w:b w:val="0"/>
+          <w:color w:val="2B2B2B"/>
+          <w:sz w:val="22"/>
+        </w:rPr>
+        <w:t xml:space="preserve"> y qué aporta la </w:t>
+      </w:r>
+      <w:r>
+        <w:rPr>
+          <w:rFonts w:ascii="Calibri" w:hAnsi="Calibri"/>
+          <w:b/>
+          <w:color w:val="2B2B2B"/>
+          <w:sz w:val="22"/>
+        </w:rPr>
+        <w:t>co-creación</w:t>
+      </w:r>
+      <w:r>
+        <w:rPr>
+          <w:rFonts w:ascii="Calibri" w:hAnsi="Calibri"/>
+          <w:b w:val="0"/>
+          <w:color w:val="2B2B2B"/>
+          <w:sz w:val="22"/>
+        </w:rPr>
+        <w:t xml:space="preserve"> a un proyecto como el tuyo.</w:t>
+      </w:r>
+    </w:p>
+    <w:p>
+      <w:pPr>
+        <w:pStyle w:val="ListBullet"/>
+      </w:pPr>
+      <w:r>
+        <w:rPr>
+          <w:rFonts w:ascii="Calibri" w:hAnsi="Calibri"/>
+          <w:b/>
+          <w:color w:val="2B2B2B"/>
+          <w:sz w:val="22"/>
+        </w:rPr>
+        <w:t>Sesión 07 — Experiencia creativa · análisis de datos:</w:t>
+      </w:r>
+      <w:r>
+        <w:rPr>
+          <w:rFonts w:ascii="Calibri" w:hAnsi="Calibri"/>
+          <w:b w:val="0"/>
+          <w:color w:val="2B2B2B"/>
+          <w:sz w:val="22"/>
+        </w:rPr>
+        <w:t xml:space="preserve"> Distingue </w:t>
+      </w:r>
+      <w:r>
+        <w:rPr>
+          <w:rFonts w:ascii="Calibri" w:hAnsi="Calibri"/>
+          <w:b/>
+          <w:color w:val="2B2B2B"/>
+          <w:sz w:val="22"/>
+        </w:rPr>
+        <w:t>dato</w:t>
+      </w:r>
+      <w:r>
+        <w:rPr>
+          <w:rFonts w:ascii="Calibri" w:hAnsi="Calibri"/>
+          <w:b w:val="0"/>
+          <w:color w:val="2B2B2B"/>
+          <w:sz w:val="22"/>
+        </w:rPr>
+        <w:t xml:space="preserve">, </w:t>
+      </w:r>
+      <w:r>
+        <w:rPr>
+          <w:rFonts w:ascii="Calibri" w:hAnsi="Calibri"/>
+          <w:b/>
+          <w:color w:val="2B2B2B"/>
+          <w:sz w:val="22"/>
+        </w:rPr>
+        <w:t>hallazgo</w:t>
+      </w:r>
+      <w:r>
+        <w:rPr>
+          <w:rFonts w:ascii="Calibri" w:hAnsi="Calibri"/>
+          <w:b w:val="0"/>
+          <w:color w:val="2B2B2B"/>
+          <w:sz w:val="22"/>
+        </w:rPr>
+        <w:t xml:space="preserve"> e </w:t>
+      </w:r>
+      <w:r>
+        <w:rPr>
+          <w:rFonts w:ascii="Calibri" w:hAnsi="Calibri"/>
+          <w:b/>
+          <w:color w:val="2B2B2B"/>
+          <w:sz w:val="22"/>
+        </w:rPr>
+        <w:t>interpretación</w:t>
+      </w:r>
+      <w:r>
+        <w:rPr>
+          <w:rFonts w:ascii="Calibri" w:hAnsi="Calibri"/>
+          <w:b w:val="0"/>
+          <w:color w:val="2B2B2B"/>
+          <w:sz w:val="22"/>
+        </w:rPr>
+        <w:t xml:space="preserve"> al analizar tu experiencia creativa.</w:t>
       </w:r>
     </w:p>
     <w:p>
@@ -1676,7 +2008,7 @@
           <w:color w:val="2B2B2B"/>
           <w:sz w:val="22"/>
         </w:rPr>
-        <w:t>: varios ítems se responden mejor con tu caso a la vista.</w:t>
+        <w:t>: varios ítems se responden mejor con tu documento a la vista.</w:t>
       </w:r>
     </w:p>
     <w:p>
@@ -2802,7 +3134,7 @@
                 <w:color w:val="2B2B2B"/>
                 <w:sz w:val="20"/>
               </w:rPr>
-              <w:t>15/11/2026 / 22/11/2026</w:t>
+              <w:t>10/11/2026 / 17/11/2026</w:t>
             </w:r>
           </w:p>
         </w:tc>
@@ -2899,7 +3231,7 @@
                 <w:color w:val="2B2B2B"/>
                 <w:sz w:val="20"/>
               </w:rPr>
-              <w:t>15/11/2026 / 22/11/2026</w:t>
+              <w:t>10/11/2026 / 17/11/2026</w:t>
             </w:r>
           </w:p>
         </w:tc>
@@ -2984,7 +3316,25 @@
           <w:color w:val="2B2B2B"/>
           <w:sz w:val="22"/>
         </w:rPr>
-        <w:t xml:space="preserve">Cierra el día de la </w:t>
+        <w:t xml:space="preserve">Cierra </w:t>
+      </w:r>
+      <w:r>
+        <w:rPr>
+          <w:rFonts w:ascii="Calibri" w:hAnsi="Calibri"/>
+          <w:b/>
+          <w:color w:val="2B2B2B"/>
+          <w:sz w:val="22"/>
+        </w:rPr>
+        <w:t>el día</w:t>
+      </w:r>
+      <w:r>
+        <w:rPr>
+          <w:rFonts w:ascii="Calibri" w:hAnsi="Calibri"/>
+          <w:b w:val="0"/>
+          <w:color w:val="2B2B2B"/>
+          <w:sz w:val="22"/>
+        </w:rPr>
+        <w:t xml:space="preserve"> de la </w:t>
       </w:r>
       <w:r>
         <w:rPr>
@@ -3002,7 +3352,43 @@
           <w:color w:val="2B2B2B"/>
           <w:sz w:val="22"/>
         </w:rPr>
-        <w:t xml:space="preserve"> (Fase III de referentes · cierre del marco teórico).</w:t>
+        <w:t xml:space="preserve"> (Fase III de referentes · cierre del marco teórico), que por eso </w:t>
+      </w:r>
+      <w:r>
+        <w:rPr>
+          <w:rFonts w:ascii="Calibri" w:hAnsi="Calibri"/>
+          <w:b/>
+          <w:color w:val="2B2B2B"/>
+          <w:sz w:val="22"/>
+        </w:rPr>
+        <w:t>no</w:t>
+      </w:r>
+      <w:r>
+        <w:rPr>
+          <w:rFonts w:ascii="Calibri" w:hAnsi="Calibri"/>
+          <w:b w:val="0"/>
+          <w:color w:val="2B2B2B"/>
+          <w:sz w:val="22"/>
+        </w:rPr>
+        <w:t xml:space="preserve"> entra: llega hasta la </w:t>
+      </w:r>
+      <w:r>
+        <w:rPr>
+          <w:rFonts w:ascii="Calibri" w:hAnsi="Calibri"/>
+          <w:b/>
+          <w:color w:val="2B2B2B"/>
+          <w:sz w:val="22"/>
+        </w:rPr>
+        <w:t>Sesión 07</w:t>
+      </w:r>
+      <w:r>
+        <w:rPr>
+          <w:rFonts w:ascii="Calibri" w:hAnsi="Calibri"/>
+          <w:b w:val="0"/>
+          <w:color w:val="2B2B2B"/>
+          <w:sz w:val="22"/>
+        </w:rPr>
+        <w:t xml:space="preserve"> (Experiencia creativa · análisis de datos).</w:t>
       </w:r>
     </w:p>
     <w:p>

--- a/Pregrado/Trabajo de grado 3/Clases/Recursos/ACAs/Quiz 2 (9%) - guia del cuestionario.docx
+++ b/Pregrado/Trabajo de grado 3/Clases/Recursos/ACAs/Quiz 2 (9%) - guia del cuestionario.docx
@@ -2950,7 +2950,7 @@
                 <w:color w:val="2B2B2B"/>
                 <w:sz w:val="20"/>
               </w:rPr>
-              <w:t>07/11/2026 / 14/11/2026</w:t>
+              <w:t>07/11/2026</w:t>
             </w:r>
           </w:p>
         </w:tc>
@@ -3134,7 +3134,7 @@
                 <w:color w:val="2B2B2B"/>
                 <w:sz w:val="20"/>
               </w:rPr>
-              <w:t>10/11/2026 / 17/11/2026</w:t>
+              <w:t>10/11/2026</w:t>
             </w:r>
           </w:p>
         </w:tc>
@@ -3231,7 +3231,7 @@
                 <w:color w:val="2B2B2B"/>
                 <w:sz w:val="20"/>
               </w:rPr>
-              <w:t>10/11/2026 / 17/11/2026</w:t>
+              <w:t>10/11/2026</w:t>
             </w:r>
           </w:p>
         </w:tc>

--- a/Pregrado/Trabajo de grado 3/Clases/Recursos/ACAs/Quiz 2 (9%) - guia del cuestionario.docx
+++ b/Pregrado/Trabajo de grado 3/Clases/Recursos/ACAs/Quiz 2 (9%) - guia del cuestionario.docx
@@ -344,7 +344,7 @@
           <w:color w:val="2B2B2B"/>
           <w:sz w:val="22"/>
         </w:rPr>
-        <w:t xml:space="preserve"> Corte 1 30% = Quiz 1 6% + Parcial 1 24% · Corte 2 30% = Quiz 2 9% + Parcial 2 21% · Corte 3 40% = ACA Final 32% + Quiz 3 4% + Autoevaluación 2% + Coevaluación 2%. El artículo se entrega como </w:t>
+        <w:t xml:space="preserve"> Corte 1 30% = Quiz 1 6% + Parcial 1 24% · Corte 2 30% = Quiz 2 9% + Parcial 2 21% · Corte 3 40% = ACA Final 32% + Quiz 3 4% + Autoevaluación 2% + Coevaluación 2%. El documento de grado se entrega como </w:t>
       </w:r>
       <w:r>
         <w:rPr>
@@ -380,7 +380,7 @@
           <w:color w:val="2B2B2B"/>
           <w:sz w:val="22"/>
         </w:rPr>
-        <w:t xml:space="preserve"> en el aula. Artículo ≥ 50 referencias y ≥ 4.000 palabras. Cierre: póster, antiplagio, repositorio.</w:t>
+        <w:t xml:space="preserve"> en el aula. Documento ≥ 50 referencias y ≥ 4.000 palabras. Cierre: póster, antiplagio, repositorio.</w:t>
       </w:r>
     </w:p>
     <w:p>
@@ -858,7 +858,7 @@
           <w:color w:val="2B2B2B"/>
           <w:sz w:val="22"/>
         </w:rPr>
-        <w:t xml:space="preserve"> (25/08/2026) — Estructura del artículo · taller de introducción</w:t>
+        <w:t xml:space="preserve"> (25/08/2026) — Estructura del documento · taller de introducción</w:t>
       </w:r>
     </w:p>
     <w:p>
@@ -1731,7 +1731,7 @@
           <w:color w:val="2B2B2B"/>
           <w:sz w:val="22"/>
         </w:rPr>
-        <w:t>Sesión 03 — Estructura del artículo · taller de introducción:</w:t>
+        <w:t>Sesión 03 — Estructura del documento · taller de introducción:</w:t>
       </w:r>
       <w:r>
         <w:rPr>
@@ -1749,7 +1749,7 @@
           <w:color w:val="2B2B2B"/>
           <w:sz w:val="22"/>
         </w:rPr>
-        <w:t>estructura del artículo</w:t>
+        <w:t>estructura del documento</w:t>
       </w:r>
       <w:r>
         <w:rPr>
@@ -1758,7 +1758,7 @@
           <w:color w:val="2B2B2B"/>
           <w:sz w:val="22"/>
         </w:rPr>
-        <w:t xml:space="preserve"> y qué va en la introducción: contexto, problema, pregunta y objetivos.</w:t>
+        <w:t xml:space="preserve"> —la misma para cualquier modalidad de grado— y qué va en la introducción: contexto, problema, pregunta y objetivos.</w:t>
       </w:r>
     </w:p>
     <w:p>
@@ -1999,7 +1999,7 @@
           <w:color w:val="2B2B2B"/>
           <w:sz w:val="22"/>
         </w:rPr>
-        <w:t>sobre tu propio artículo</w:t>
+        <w:t>sobre tu propio trabajo de grado</w:t>
       </w:r>
       <w:r>
         <w:rPr>
